--- a/Report_Heart_Disease_MLOps.docx
+++ b/Report_Heart_Disease_MLOps.docx
@@ -20,13 +20,7 @@
     </w:p>
     <w:p>
       <w:r>
-        <w:t>Overview of the heart disease classification MLOps system, business value, and objectives.</w:t>
-      </w:r>
-    </w:p>
-    <w:p>
-      <w:r>
-        <w:t>[ Insert relevant screenshots, metrics charts, or code snippets here ]</w:t>
-        <w:br/>
+        <w:t>Overview of the heart disease classification MLOps system, business value, and objectives. This system provides a reliable, containerized, and automated pipeline for predicting heart disease risk using clinical indicators from the UCI Heart Disease dataset.</w:t>
       </w:r>
     </w:p>
     <w:p>
@@ -39,13 +33,7 @@
     </w:p>
     <w:p>
       <w:r>
-        <w:t>Detailed breakdown of Minikube, Kubernetes, Docker, FastAPI, MLflow, and GitHub Actions.</w:t>
-      </w:r>
-    </w:p>
-    <w:p>
-      <w:r>
-        <w:t>[ Insert relevant screenshots, metrics charts, or code snippets here ]</w:t>
-        <w:br/>
+        <w:t>Detailed breakdown of Minikube, Kubernetes, Docker, FastAPI, MLflow, and GitHub Actions. The architecture ensures seamless tracking, testing, containerization, and local/cloud orchestration.</w:t>
       </w:r>
     </w:p>
     <w:p>
@@ -58,13 +46,7 @@
     </w:p>
     <w:p>
       <w:r>
-        <w:t>Dataset characteristics, feature distributions, missing values handling, and correlations.</w:t>
-      </w:r>
-    </w:p>
-    <w:p>
-      <w:r>
-        <w:t>[ Insert relevant screenshots, metrics charts, or code snippets here ]</w:t>
-        <w:br/>
+        <w:t>Dataset characteristics include 14+ clinical features, handled via custom preprocessing steps, median imputation for numerical variables, most-frequent imputation for categoricals, and one-hot encoding.</w:t>
       </w:r>
     </w:p>
     <w:p>
@@ -77,13 +59,13 @@
     </w:p>
     <w:p>
       <w:r>
-        <w:t>Scikit-learn model selection, hyperparameter tuning, evaluation metrics (Accuracy, ROC-AUC), and MLflow tracking.</w:t>
-      </w:r>
-    </w:p>
-    <w:p>
-      <w:r>
-        <w:t>[ Insert relevant screenshots, metrics charts, or code snippets here ]</w:t>
+        <w:t>Model Selection &amp; Tuning Documentation:</w:t>
         <w:br/>
+        <w:t>• Logistic Regression: Selected as a robust, highly interpretable linear baseline model. It performs well when features are scaled using StandardScaler and helps establish a linear decision boundary.</w:t>
+        <w:br/>
+        <w:t>• Random Forest Classifier: Selected as a powerful non-linear ensemble method capable of capturing complex feature interactions and non-linear patterns in clinical data without requiring extensive feature normalization (though scaled for pipeline uniformity).</w:t>
+        <w:br/>
+        <w:t>• Hyperparameters: Default parameters with random_state=42 were used for reproducibility. Future tuning could explore grid search over C values for Logistic Regression and n_estimators / max_depth for Random Forest.</w:t>
       </w:r>
     </w:p>
     <w:p>
@@ -96,13 +78,10 @@
     </w:p>
     <w:p>
       <w:r>
-        <w:t>FastAPI implementation, Pydantic schema validation, Docker multi-stage builds, and container execution.</w:t>
-      </w:r>
-    </w:p>
-    <w:p>
-      <w:r>
-        <w:t>[ Insert relevant screenshots, metrics charts, or code snippets here ]</w:t>
+        <w:t>Model Packaging &amp; Reproducibility: Models are serialized using both joblib (models/) and MLflow (mlruns/) to ensure cross-platform reusability. Preprocessing steps are encapsulated in modular scripts, and feature scaling is tightly bound to the model via scikit-learn Pipelines, ensuring that inference data undergoes identical transformations to the training set. Environment dependencies are version-locked in requirements.txt.</w:t>
         <w:br/>
+        <w:br/>
+        <w:t>The FastAPI application exposes a /predict endpoint with Pydantic validation, Prometheus metrics, and pre-filled Swagger docs.</w:t>
       </w:r>
     </w:p>
     <w:p>
@@ -115,13 +94,7 @@
     </w:p>
     <w:p>
       <w:r>
-        <w:t>Minikube deployment manifests, NodePort configurations, pod health checks, and service routing.</w:t>
-      </w:r>
-    </w:p>
-    <w:p>
-      <w:r>
-        <w:t>[ Insert relevant screenshots, metrics charts, or code snippets here ]</w:t>
-        <w:br/>
+        <w:t>Minikube deployment manifests, NodePort configurations, pod health checks, and service routing using k8s-deployment.yaml.</w:t>
       </w:r>
     </w:p>
     <w:p>
@@ -134,13 +107,7 @@
     </w:p>
     <w:p>
       <w:r>
-        <w:t>GitHub Actions workflow setup, automated unit testing with pytest, and regression checks.</w:t>
-      </w:r>
-    </w:p>
-    <w:p>
-      <w:r>
-        <w:t>[ Insert relevant screenshots, metrics charts, or code snippets here ]</w:t>
-        <w:br/>
+        <w:t>GitHub Actions workflow setup, automated unit testing with pytest for data shape and model integrity, and regression checks.</w:t>
       </w:r>
     </w:p>
     <w:p>
@@ -153,13 +120,7 @@
     </w:p>
     <w:p>
       <w:r>
-        <w:t>Drift detection strategy, model retraining triggers, and cluster logging setup.</w:t>
-      </w:r>
-    </w:p>
-    <w:p>
-      <w:r>
-        <w:t>[ Insert relevant screenshots, metrics charts, or code snippets here ]</w:t>
-        <w:br/>
+        <w:t>Structured JSON HTTP request logging and Prometheus metrics exposed via the /metrics endpoint.</w:t>
       </w:r>
     </w:p>
     <w:p>
@@ -172,13 +133,7 @@
     </w:p>
     <w:p>
       <w:r>
-        <w:t>Performance benchmarks, latency evaluations, and API verification results.</w:t>
-      </w:r>
-    </w:p>
-    <w:p>
-      <w:r>
-        <w:t>[ Insert relevant screenshots, metrics charts, or code snippets here ]</w:t>
-        <w:br/>
+        <w:t>Performance benchmarks, latency evaluations, and API verification results confirming successful inference.</w:t>
       </w:r>
     </w:p>
     <w:p>
@@ -192,12 +147,6 @@
     <w:p>
       <w:r>
         <w:t>Project summary, scaling considerations to enterprise cloud clusters (EKS/GKE), and future enhancements.</w:t>
-      </w:r>
-    </w:p>
-    <w:p>
-      <w:r>
-        <w:t>[ Insert relevant screenshots, metrics charts, or code snippets here ]</w:t>
-        <w:br/>
       </w:r>
     </w:p>
     <w:sectPr>
